--- a/static/downloads/contract_C1.docx
+++ b/static/downloads/contract_C1.docx
@@ -129,7 +129,7 @@
           <w:b/>
           <w:sz w:val="22"/>
         </w:rPr>
-        <w:t>제3조 (건설 시공 행위의 배제 ★건산법 방어 핵심조항)</w:t>
+        <w:t>제3조 (건설 시공 행위의 배제)</w:t>
       </w:r>
     </w:p>
     <w:p>
@@ -233,7 +233,7 @@
           <w:b/>
           <w:sz w:val="22"/>
         </w:rPr>
-        <w:t>제5조 (검사 완료 기한 및 재검사 ★전문건설사 보호조항)</w:t>
+        <w:t>제5조 (검사 완료 기한 및 재검사)</w:t>
       </w:r>
     </w:p>
     <w:p>
@@ -457,14 +457,11 @@
               <w:t>[발주자 / 甲]</w:t>
               <w:br/>
               <w:br/>
+              <w:t>상   호 : OOO건설 주식회사</w:t>
               <w:br/>
-              <w:t xml:space="preserve">                            상   호 : OOO건설 주식회사</w:t>
+              <w:t>현장소장 : 대 리 인    박 소 장    (서명)</w:t>
               <w:br/>
-              <w:br/>
-              <w:t xml:space="preserve">                            현장소장 : 대 리 인    박 소 장    (서명)</w:t>
-              <w:br/>
-              <w:br/>
-              <w:t xml:space="preserve">                            연락처 : 02-1234-5678</w:t>
+              <w:t>연락처 : 02-1234-5678</w:t>
             </w:r>
           </w:p>
         </w:tc>
@@ -483,14 +480,11 @@
               <w:t>[수급인 / 乙]</w:t>
               <w:br/>
               <w:br/>
+              <w:t>상   호 : OOO검사엔지니어링(주)</w:t>
               <w:br/>
-              <w:t xml:space="preserve">                            상   호 : OOO검사엔지니어링(주)</w:t>
+              <w:t>대표자 :    김 검 사    (서명)</w:t>
               <w:br/>
-              <w:br/>
-              <w:t xml:space="preserve">                            대표자 :    김 검 사    (서명)</w:t>
-              <w:br/>
-              <w:br/>
-              <w:t xml:space="preserve">                            자격 : 비파괴검사기술사 / 방사선취급자면허</w:t>
+              <w:t>자격 : 비파괴검사기술사 / 방사선취급자면허</w:t>
             </w:r>
           </w:p>
         </w:tc>
@@ -538,20 +532,7 @@
           <w:b w:val="0"/>
           <w:sz w:val="20"/>
         </w:rPr>
-        <w:t>매뉴얼 지침:</w:t>
-      </w:r>
-    </w:p>
-    <w:p>
-      <w:pPr>
-        <w:spacing w:after="40" w:line="320" w:lineRule="exact"/>
-      </w:pPr>
-      <w:r>
-        <w:rPr>
-          <w:rFonts w:ascii="나눔고딕" w:hAnsi="나눔고딕" w:eastAsia="나눔고딕"/>
-          <w:b w:val="0"/>
-          <w:sz w:val="20"/>
-        </w:rPr>
-        <w:t>NDT는 건설 시공이 아닌 품질검사 엔지니어링 용역이므로 건산법 하도급 규제와 무관합니다. 세금계산서 품목은 반드시 "철골 용접부 비파괴검사(NDT) 기술용역비"로 기재하십시오.</w:t>
+        <w:t>매뉴얼 지침: NDT는 건설 시공이 아닌 품질검사 엔지니어링 용역이므로 건산법 하도급 규제와 무관합니다. 세금계산서 품목은 반드시 "철골 용접부 비파괴검사(NDT) 기술용역비"로 기재하십시오.</w:t>
       </w:r>
     </w:p>
     <w:p>

--- a/static/downloads/contract_C1.docx
+++ b/static/downloads/contract_C1.docx
@@ -32,6 +32,11 @@
       <w:pPr>
         <w:spacing w:after="40" w:line="320" w:lineRule="exact"/>
       </w:pPr>
+    </w:p>
+    <w:p>
+      <w:pPr>
+        <w:spacing w:after="40" w:line="320" w:lineRule="exact"/>
+      </w:pPr>
       <w:r>
         <w:rPr>
           <w:rFonts w:ascii="나눔고딕" w:hAnsi="나눔고딕" w:eastAsia="나눔고딕"/>
@@ -40,6 +45,11 @@
         </w:rPr>
         <w:t>OOO건설(주) (이하 "발주자"라 한다)와 OOO검사엔지니어링(주) (이하 "수급인"이라 한다)는 비파괴검사 용역의 위탁에 관하여 다음과 같이 계약한다.</w:t>
       </w:r>
+    </w:p>
+    <w:p>
+      <w:pPr>
+        <w:spacing w:after="40" w:line="320" w:lineRule="exact"/>
+      </w:pPr>
     </w:p>
     <w:p>
       <w:pPr>
@@ -66,6 +76,11 @@
         </w:rPr>
         <w:t>본 계약은 "발주자"가 시공 중인 [OO신축공사] 현장의 강구조물 용접 접합부를 대상으로, 용접 결함의 유무를 정밀 판별하기 위하여 "수급인"에게 비파괴검사 및 그 결과 보고를 엔지니어링 용역으로서 위탁함을 목적으로 한다.</w:t>
       </w:r>
+    </w:p>
+    <w:p>
+      <w:pPr>
+        <w:spacing w:after="40" w:line="320" w:lineRule="exact"/>
+      </w:pPr>
     </w:p>
     <w:p>
       <w:pPr>
@@ -123,6 +138,11 @@
       <w:pPr>
         <w:spacing w:after="40" w:line="320" w:lineRule="exact"/>
       </w:pPr>
+    </w:p>
+    <w:p>
+      <w:pPr>
+        <w:spacing w:after="40" w:line="320" w:lineRule="exact"/>
+      </w:pPr>
       <w:r>
         <w:rPr>
           <w:rFonts w:ascii="나눔고딕" w:hAnsi="나눔고딕" w:eastAsia="나눔고딕"/>
@@ -170,6 +190,11 @@
         </w:rPr>
         <w:t>③ 불합격 판정된 용접 부위의 수정 시공은 전적으로 "발주자" 소속의 직영 인력에 의하여 별도 수행한다.</w:t>
       </w:r>
+    </w:p>
+    <w:p>
+      <w:pPr>
+        <w:spacing w:after="40" w:line="320" w:lineRule="exact"/>
+      </w:pPr>
     </w:p>
     <w:p>
       <w:pPr>
@@ -227,6 +252,11 @@
       <w:pPr>
         <w:spacing w:after="40" w:line="320" w:lineRule="exact"/>
       </w:pPr>
+    </w:p>
+    <w:p>
+      <w:pPr>
+        <w:spacing w:after="40" w:line="320" w:lineRule="exact"/>
+      </w:pPr>
       <w:r>
         <w:rPr>
           <w:rFonts w:ascii="나눔고딕" w:hAnsi="나눔고딕" w:eastAsia="나눔고딕"/>
@@ -261,6 +291,11 @@
         </w:rPr>
         <w:t>② 검사 결과에 이의가 있는 경우, 1회에 한해 무상 재검사를 수행한다. 재검사 결과가 최초 결과와 상이한 경우, 쌍방이 협의하여 제3의 검사기관에 의뢰할 수 있다.</w:t>
       </w:r>
+    </w:p>
+    <w:p>
+      <w:pPr>
+        <w:spacing w:after="40" w:line="320" w:lineRule="exact"/>
+      </w:pPr>
     </w:p>
     <w:p>
       <w:pPr>
@@ -305,6 +340,11 @@
       <w:pPr>
         <w:spacing w:after="40" w:line="320" w:lineRule="exact"/>
       </w:pPr>
+    </w:p>
+    <w:p>
+      <w:pPr>
+        <w:spacing w:after="40" w:line="320" w:lineRule="exact"/>
+      </w:pPr>
       <w:r>
         <w:rPr>
           <w:rFonts w:ascii="나눔고딕" w:hAnsi="나눔고딕" w:eastAsia="나눔고딕"/>
@@ -331,6 +371,11 @@
       <w:pPr>
         <w:spacing w:after="40" w:line="320" w:lineRule="exact"/>
       </w:pPr>
+    </w:p>
+    <w:p>
+      <w:pPr>
+        <w:spacing w:after="40" w:line="320" w:lineRule="exact"/>
+      </w:pPr>
       <w:r>
         <w:rPr>
           <w:rFonts w:ascii="나눔고딕" w:hAnsi="나눔고딕" w:eastAsia="나눔고딕"/>
@@ -352,6 +397,11 @@
         </w:rPr>
         <w:t>검사성적서 원본의 소유권 및 사용 권한은 "발주자"에게 귀속된다. "수급인"은 사본을 보관할 수 있으나, "발주자"의 동의 없이 이를 외부에 제공하여서는 아니 된다.</w:t>
       </w:r>
+    </w:p>
+    <w:p>
+      <w:pPr>
+        <w:spacing w:after="40" w:line="320" w:lineRule="exact"/>
+      </w:pPr>
     </w:p>
     <w:p>
       <w:pPr>
@@ -396,6 +446,11 @@
       <w:pPr>
         <w:spacing w:after="40" w:line="320" w:lineRule="exact"/>
       </w:pPr>
+    </w:p>
+    <w:p>
+      <w:pPr>
+        <w:spacing w:after="40" w:line="320" w:lineRule="exact"/>
+      </w:pPr>
       <w:r>
         <w:rPr>
           <w:rFonts w:ascii="나눔고딕" w:hAnsi="나눔고딕" w:eastAsia="나눔고딕"/>
@@ -417,6 +472,11 @@
         </w:rPr>
         <w:t>본 계약의 성립을 증명하기 위하여 본서 2부를 작성하고, 쌍방이 서명 또는 기명날인한 후 각 1부씩 보관한다.</w:t>
       </w:r>
+    </w:p>
+    <w:p>
+      <w:pPr>
+        <w:spacing w:after="40" w:line="320" w:lineRule="exact"/>
+      </w:pPr>
     </w:p>
     <w:p>
       <w:pPr>
@@ -534,6 +594,11 @@
         </w:rPr>
         <w:t>매뉴얼 지침: NDT는 건설 시공이 아닌 품질검사 엔지니어링 용역이므로 건산법 하도급 규제와 무관합니다. 세금계산서 품목은 반드시 "철골 용접부 비파괴검사(NDT) 기술용역비"로 기재하십시오.</w:t>
       </w:r>
+    </w:p>
+    <w:p>
+      <w:pPr>
+        <w:spacing w:after="40" w:line="320" w:lineRule="exact"/>
+      </w:pPr>
     </w:p>
     <w:p>
       <w:pPr>

--- a/static/downloads/contract_C1.docx
+++ b/static/downloads/contract_C1.docx
@@ -12,7 +12,7 @@
           <w:b/>
           <w:sz w:val="32"/>
         </w:rPr>
-        <w:t>비파괴검사(NDT) 기술·품질용역 위탁계약서 (C-1)</w:t>
+        <w:t>기술·품질용역 위탁계약서(NDT) (C-1)</w:t>
       </w:r>
     </w:p>
     <w:p>

--- a/static/downloads/contract_C1.docx
+++ b/static/downloads/contract_C1.docx
@@ -552,19 +552,6 @@
     </w:tbl>
     <w:p/>
     <w:p>
-      <w:pPr>
-        <w:spacing w:after="40" w:line="320" w:lineRule="exact"/>
-      </w:pPr>
-      <w:r>
-        <w:rPr>
-          <w:rFonts w:ascii="나눔고딕" w:hAnsi="나눔고딕" w:eastAsia="나눔고딕"/>
-          <w:b w:val="0"/>
-          <w:sz w:val="20"/>
-        </w:rPr>
-        <w:t>💡</w:t>
-      </w:r>
-    </w:p>
-    <w:p>
       <w:r>
         <w:br w:type="page"/>
       </w:r>

--- a/static/downloads/contract_C1.docx
+++ b/static/downloads/contract_C1.docx
@@ -43,14 +43,216 @@
           <w:b w:val="0"/>
           <w:sz w:val="20"/>
         </w:rPr>
-        <w:t>OOO건설(주) (이하 "발주자"라 한다)와 OOO검사엔지니어링(주) (이하 "수급인"이라 한다)는 비파괴검사 용역의 위탁에 관하여 다음과 같이 계약한다.</w:t>
+        <w:t>위탁자(이하 "甲") O O O O (주)와 수탁자(이하 "乙") O O O O (주)는 비파괴검사 용역의 위탁에 관하여 다음과 같이 계약한다.</w:t>
       </w:r>
     </w:p>
-    <w:p>
-      <w:pPr>
-        <w:spacing w:after="40" w:line="320" w:lineRule="exact"/>
-      </w:pPr>
-    </w:p>
+    <w:tbl>
+      <w:tblPr>
+        <w:tblStyle w:val="TableGrid"/>
+        <w:tblW w:type="auto" w:w="0"/>
+        <w:tblLook w:firstColumn="1" w:firstRow="1" w:lastColumn="0" w:lastRow="0" w:noHBand="0" w:noVBand="1" w:val="04A0"/>
+      </w:tblPr>
+      <w:tblGrid>
+        <w:gridCol w:w="4320"/>
+        <w:gridCol w:w="4320"/>
+      </w:tblGrid>
+      <w:tr>
+        <w:tc>
+          <w:tcPr>
+            <w:tcW w:type="dxa" w:w="4320"/>
+            <w:vAlign w:val="top"/>
+          </w:tcPr>
+          <w:p>
+            <w:pPr>
+              <w:jc w:val="center"/>
+            </w:pPr>
+            <w:r/>
+            <w:r>
+              <w:rPr>
+                <w:rFonts w:ascii="나눔고딕" w:hAnsi="나눔고딕" w:eastAsia="나눔고딕"/>
+                <w:b/>
+                <w:sz w:val="18"/>
+              </w:rPr>
+              <w:t>1. 대 상 현 장 명</w:t>
+            </w:r>
+          </w:p>
+        </w:tc>
+        <w:tc>
+          <w:tcPr>
+            <w:tcW w:type="dxa" w:w="4320"/>
+            <w:vAlign w:val="top"/>
+          </w:tcPr>
+          <w:p>
+            <w:r/>
+            <w:r>
+              <w:rPr>
+                <w:rFonts w:ascii="나눔고딕" w:hAnsi="나눔고딕" w:eastAsia="나눔고딕"/>
+                <w:b w:val="0"/>
+                <w:sz w:val="18"/>
+              </w:rPr>
+              <w:t>[ OO신축공사 현장 ]</w:t>
+            </w:r>
+          </w:p>
+        </w:tc>
+      </w:tr>
+      <w:tr>
+        <w:tc>
+          <w:tcPr>
+            <w:tcW w:type="dxa" w:w="4320"/>
+            <w:vAlign w:val="top"/>
+          </w:tcPr>
+          <w:p>
+            <w:pPr>
+              <w:jc w:val="center"/>
+            </w:pPr>
+            <w:r/>
+            <w:r>
+              <w:rPr>
+                <w:rFonts w:ascii="나눔고딕" w:hAnsi="나눔고딕" w:eastAsia="나눔고딕"/>
+                <w:b/>
+                <w:sz w:val="18"/>
+              </w:rPr>
+              <w:t>2. 용 역 범 위</w:t>
+            </w:r>
+          </w:p>
+        </w:tc>
+        <w:tc>
+          <w:tcPr>
+            <w:tcW w:type="dxa" w:w="4320"/>
+            <w:vAlign w:val="top"/>
+          </w:tcPr>
+          <w:p>
+            <w:r/>
+            <w:r>
+              <w:rPr>
+                <w:rFonts w:ascii="나눔고딕" w:hAnsi="나눔고딕" w:eastAsia="나눔고딕"/>
+                <w:b w:val="0"/>
+                <w:sz w:val="18"/>
+              </w:rPr>
+              <w:t>UT OOO포인트, RT OOO필름, MT OOO포인트 등 (설계도서 기준)</w:t>
+            </w:r>
+          </w:p>
+        </w:tc>
+      </w:tr>
+      <w:tr>
+        <w:tc>
+          <w:tcPr>
+            <w:tcW w:type="dxa" w:w="4320"/>
+            <w:vAlign w:val="top"/>
+          </w:tcPr>
+          <w:p>
+            <w:pPr>
+              <w:jc w:val="center"/>
+            </w:pPr>
+            <w:r/>
+            <w:r>
+              <w:rPr>
+                <w:rFonts w:ascii="나눔고딕" w:hAnsi="나눔고딕" w:eastAsia="나눔고딕"/>
+                <w:b/>
+                <w:sz w:val="18"/>
+              </w:rPr>
+              <w:t>3. 용 역 기 간</w:t>
+            </w:r>
+          </w:p>
+        </w:tc>
+        <w:tc>
+          <w:tcPr>
+            <w:tcW w:type="dxa" w:w="4320"/>
+            <w:vAlign w:val="top"/>
+          </w:tcPr>
+          <w:p>
+            <w:r/>
+            <w:r>
+              <w:rPr>
+                <w:rFonts w:ascii="나눔고딕" w:hAnsi="나눔고딕" w:eastAsia="나눔고딕"/>
+                <w:b w:val="0"/>
+                <w:sz w:val="18"/>
+              </w:rPr>
+              <w:t>202X년 X월 X일 ~ 202X년 X월 X일 (검사 완료 시까지)</w:t>
+            </w:r>
+          </w:p>
+        </w:tc>
+      </w:tr>
+      <w:tr>
+        <w:tc>
+          <w:tcPr>
+            <w:tcW w:type="dxa" w:w="4320"/>
+            <w:vAlign w:val="top"/>
+          </w:tcPr>
+          <w:p>
+            <w:pPr>
+              <w:jc w:val="center"/>
+            </w:pPr>
+            <w:r/>
+            <w:r>
+              <w:rPr>
+                <w:rFonts w:ascii="나눔고딕" w:hAnsi="나눔고딕" w:eastAsia="나눔고딕"/>
+                <w:b/>
+                <w:sz w:val="18"/>
+              </w:rPr>
+              <w:t>4. 용 역 대 금</w:t>
+            </w:r>
+          </w:p>
+        </w:tc>
+        <w:tc>
+          <w:tcPr>
+            <w:tcW w:type="dxa" w:w="4320"/>
+            <w:vAlign w:val="top"/>
+          </w:tcPr>
+          <w:p>
+            <w:r/>
+            <w:r>
+              <w:rPr>
+                <w:rFonts w:ascii="나눔고딕" w:hAnsi="나눔고딕" w:eastAsia="나눔고딕"/>
+                <w:b w:val="0"/>
+                <w:sz w:val="18"/>
+              </w:rPr>
+              <w:t>총액 금 O O O O O원정 (공급가액: ₩O,OOO,OOO / 부가세 별도)</w:t>
+            </w:r>
+          </w:p>
+        </w:tc>
+      </w:tr>
+      <w:tr>
+        <w:tc>
+          <w:tcPr>
+            <w:tcW w:type="dxa" w:w="4320"/>
+            <w:vAlign w:val="top"/>
+          </w:tcPr>
+          <w:p>
+            <w:pPr>
+              <w:jc w:val="center"/>
+            </w:pPr>
+            <w:r/>
+            <w:r>
+              <w:rPr>
+                <w:rFonts w:ascii="나눔고딕" w:hAnsi="나눔고딕" w:eastAsia="나눔고딕"/>
+                <w:b/>
+                <w:sz w:val="18"/>
+              </w:rPr>
+              <w:t>5. 대금지불방법</w:t>
+            </w:r>
+          </w:p>
+        </w:tc>
+        <w:tc>
+          <w:tcPr>
+            <w:tcW w:type="dxa" w:w="4320"/>
+            <w:vAlign w:val="top"/>
+          </w:tcPr>
+          <w:p>
+            <w:r/>
+            <w:r>
+              <w:rPr>
+                <w:rFonts w:ascii="나눔고딕" w:hAnsi="나눔고딕" w:eastAsia="나눔고딕"/>
+                <w:b w:val="0"/>
+                <w:sz w:val="18"/>
+              </w:rPr>
+              <w:t>성적서 접수 후 30일 이내 지정 계좌 지급 / 품목: "비파괴검사(NDT) 기술용역비"</w:t>
+            </w:r>
+          </w:p>
+        </w:tc>
+      </w:tr>
+    </w:tbl>
+    <w:p/>
     <w:p>
       <w:pPr>
         <w:spacing w:after="40" w:line="320" w:lineRule="exact"/>
@@ -74,7 +276,7 @@
           <w:b w:val="0"/>
           <w:sz w:val="20"/>
         </w:rPr>
-        <w:t>본 계약은 "발주자"가 시공 중인 [OO신축공사] 현장의 강구조물 용접 접합부를 대상으로, 용접 결함의 유무를 정밀 판별하기 위하여 "수급인"에게 비파괴검사 및 그 결과 보고를 엔지니어링 용역으로서 위탁함을 목적으로 한다.</w:t>
+        <w:t>본 계약은 "甲"이 시공 중인 위 현장의 강구조물 용접 접합부를 대상으로, 용접 결함의 유무를 정밀 판별하기 위하여 "乙"에게 비파괴검사 및 그 결과 보고를 엔지니어링 용역으로서 위탁함을 목적으로 한다.</w:t>
       </w:r>
     </w:p>
     <w:p>
@@ -92,7 +294,7 @@
           <w:b/>
           <w:sz w:val="22"/>
         </w:rPr>
-        <w:t>제2조 (역무의 범위)</w:t>
+        <w:t>제2조 (적용 기준 및 성적서 제출)</w:t>
       </w:r>
     </w:p>
     <w:p>
@@ -105,7 +307,7 @@
           <w:b w:val="0"/>
           <w:sz w:val="20"/>
         </w:rPr>
-        <w:t>① 검사 종류 및 물량: UT(초음파탐상) OOO포인트, RT(방사선투과) OOO필름, MT(자분탐상) OOO포인트 등 전체 검사 물량은 설계도서의 검사 비율표에 따른다.</w:t>
+        <w:t>① KBC(한국건축구조기준), KS B 0896(초음파탐상시험) 등 관련 규격을 적용한다.</w:t>
       </w:r>
     </w:p>
     <w:p>
@@ -118,20 +320,7 @@
           <w:b w:val="0"/>
           <w:sz w:val="20"/>
         </w:rPr>
-        <w:t>② 적용 기준: KBC(한국건축구조기준), KS B 0896(초음파탐상시험), KS B 0845(방사선투과시험) 등 관련 규격을 적용한다.</w:t>
-      </w:r>
-    </w:p>
-    <w:p>
-      <w:pPr>
-        <w:spacing w:after="40" w:line="320" w:lineRule="exact"/>
-      </w:pPr>
-      <w:r>
-        <w:rPr>
-          <w:rFonts w:ascii="나눔고딕" w:hAnsi="나눔고딕" w:eastAsia="나눔고딕"/>
-          <w:b w:val="0"/>
-          <w:sz w:val="20"/>
-        </w:rPr>
-        <w:t>③ 검사 완료 후 7일 이내에 검사성적서 원본을 "발주자"에게 서면으로 제출하여야 한다.</w:t>
+        <w:t>② 검사 완료 후 7일 이내에 검사성적서 원본을 "甲"에게 서면으로 제출하여야 한다.</w:t>
       </w:r>
     </w:p>
     <w:p>
@@ -162,7 +351,7 @@
           <w:b w:val="0"/>
           <w:sz w:val="20"/>
         </w:rPr>
-        <w:t>① 본 계약은 「건설기술 진흥법」 제60조에 따른 건설공사의 품질검사 (엔지니어링) 기술용역에 해당하는 순수 품질검사 용역으로서, 건설산업기본법 제2조의 건설공사 하도급계약이 아님을 쌍방이 확인한다.</w:t>
+        <w:t>① 본 계약은 「건설기술 진흥법」 제60조에 따른 건설공사의 품질검사 (엔지니어링) 기술용역에 해당하는 순수 품질검사 용역으로서, 건설공사 하도급계약이 아님을 쌍방이 확인한다.</w:t>
       </w:r>
     </w:p>
     <w:p>
@@ -175,20 +364,7 @@
           <w:b w:val="0"/>
           <w:sz w:val="20"/>
         </w:rPr>
-        <w:t>② "수급인"은 용접부 수정(가우징, 재용접 등) 및 볼팅, 이음판 교체 등 어떠한 건설 시공 및 설치 행위에도 관여하지 아니한다.</w:t>
-      </w:r>
-    </w:p>
-    <w:p>
-      <w:pPr>
-        <w:spacing w:after="40" w:line="320" w:lineRule="exact"/>
-      </w:pPr>
-      <w:r>
-        <w:rPr>
-          <w:rFonts w:ascii="나눔고딕" w:hAnsi="나눔고딕" w:eastAsia="나눔고딕"/>
-          <w:b w:val="0"/>
-          <w:sz w:val="20"/>
-        </w:rPr>
-        <w:t>③ 불합격 판정된 용접 부위의 수정 시공은 전적으로 "발주자" 소속의 직영 인력에 의하여 별도 수행한다.</w:t>
+        <w:t>② "乙"은 용접부 수정(가우징, 재용접 등) 및 볼팅, 이음판 교체 등 어떠한 건설 시공 및 설치 행위에도 관여하지 아니한다. (수정 시공은 전적으로 "甲" 소속 직영 인력 수행)</w:t>
       </w:r>
     </w:p>
     <w:p>
@@ -206,7 +382,7 @@
           <w:b/>
           <w:sz w:val="22"/>
         </w:rPr>
-        <w:t>제4조 (용역 대금)</w:t>
+        <w:t>제4조 (검사 기한 및 재검사, 안전)</w:t>
       </w:r>
     </w:p>
     <w:p>
@@ -219,7 +395,7 @@
           <w:b w:val="0"/>
           <w:sz w:val="20"/>
         </w:rPr>
-        <w:t>① 총 용역 대금은 일금 OOO원整 (부가가치세 별도)으로 한다.</w:t>
+        <w:t>① 검사 요청일로부터 3영업일 이내에 검사를 완료하여야 하며, 미완료 시 "甲"은 타 업체로 대체 발주할 수 있다.</w:t>
       </w:r>
     </w:p>
     <w:p>
@@ -232,20 +408,7 @@
           <w:b w:val="0"/>
           <w:sz w:val="20"/>
         </w:rPr>
-        <w:t>② 세금계산서 발행 시 품목은 "철골 용접부 비파괴검사(NDT) 기술용역비"로 기재한다.</w:t>
-      </w:r>
-    </w:p>
-    <w:p>
-      <w:pPr>
-        <w:spacing w:after="40" w:line="320" w:lineRule="exact"/>
-      </w:pPr>
-      <w:r>
-        <w:rPr>
-          <w:rFonts w:ascii="나눔고딕" w:hAnsi="나눔고딕" w:eastAsia="나눔고딕"/>
-          <w:b w:val="0"/>
-          <w:sz w:val="20"/>
-        </w:rPr>
-        <w:t>③ 대금은 검사성적서 접수 확인 후 30일 이내에 "수급인" 지정 계좌로 지급한다.</w:t>
+        <w:t>② 결과 이의 시 1회 무상 재검사를 실시하며, RT 방사선 촬영 시 원자력안전법 등 취급 기준을 일체 준수하여 심야(22:00 이후)에 통제하에 진행한다.</w:t>
       </w:r>
     </w:p>
     <w:p>
@@ -263,7 +426,7 @@
           <w:b/>
           <w:sz w:val="22"/>
         </w:rPr>
-        <w:t>제5조 (검사 완료 기한 및 재검사)</w:t>
+        <w:t>제5조 (비밀유지 및 소유권)</w:t>
       </w:r>
     </w:p>
     <w:p>
@@ -276,7 +439,7 @@
           <w:b w:val="0"/>
           <w:sz w:val="20"/>
         </w:rPr>
-        <w:t>① "수급인"은 "발주자"의 검사 요청일로부터 3영업일 이내에 검사를 완료하여야 한다. 기한 내 미완료 시, "발주자"는 타 검사업체에 대체 발주할 수 있으며, 이에 대해 "수급인"은 이의를 제기할 수 없다.</w:t>
+        <w:t>① 검사 결과 등 취득 정보 일체의 비밀 유지를 준수한다.</w:t>
       </w:r>
     </w:p>
     <w:p>
@@ -289,157 +452,7 @@
           <w:b w:val="0"/>
           <w:sz w:val="20"/>
         </w:rPr>
-        <w:t>② 검사 결과에 이의가 있는 경우, 1회에 한해 무상 재검사를 수행한다. 재검사 결과가 최초 결과와 상이한 경우, 쌍방이 협의하여 제3의 검사기관에 의뢰할 수 있다.</w:t>
-      </w:r>
-    </w:p>
-    <w:p>
-      <w:pPr>
-        <w:spacing w:after="40" w:line="320" w:lineRule="exact"/>
-      </w:pPr>
-    </w:p>
-    <w:p>
-      <w:pPr>
-        <w:spacing w:after="40" w:line="320" w:lineRule="exact"/>
-      </w:pPr>
-      <w:r>
-        <w:rPr>
-          <w:rFonts w:ascii="나눔고딕" w:hAnsi="나눔고딕" w:eastAsia="나눔고딕"/>
-          <w:b/>
-          <w:sz w:val="22"/>
-        </w:rPr>
-        <w:t>제6조 (안전 및 방사선 관리)</w:t>
-      </w:r>
-    </w:p>
-    <w:p>
-      <w:pPr>
-        <w:spacing w:after="40" w:line="320" w:lineRule="exact"/>
-      </w:pPr>
-      <w:r>
-        <w:rPr>
-          <w:rFonts w:ascii="나눔고딕" w:hAnsi="나눔고딕" w:eastAsia="나눔고딕"/>
-          <w:b w:val="0"/>
-          <w:sz w:val="20"/>
-        </w:rPr>
-        <w:t>① RT(방사선투과) 촬영은 원칙적으로 야간(PM 22:00 이후)에 진행하고, 작업 시 방사선 관리구역을 설정하며, 원자력안전법 및 방사선 안전관리 등의 기술기준에 관한 규칙에 정한 방사선 취급 기준을 일체 준수한다.</w:t>
-      </w:r>
-    </w:p>
-    <w:p>
-      <w:pPr>
-        <w:spacing w:after="40" w:line="320" w:lineRule="exact"/>
-      </w:pPr>
-      <w:r>
-        <w:rPr>
-          <w:rFonts w:ascii="나눔고딕" w:hAnsi="나눔고딕" w:eastAsia="나눔고딕"/>
-          <w:b w:val="0"/>
-          <w:sz w:val="20"/>
-        </w:rPr>
-        <w:t>② "발주자"는 "수급인"의 RT 촬영 시간을 배려하여, 해당 시간대 관련 구역의 출입을 통제하여야 한다.</w:t>
-      </w:r>
-    </w:p>
-    <w:p>
-      <w:pPr>
-        <w:spacing w:after="40" w:line="320" w:lineRule="exact"/>
-      </w:pPr>
-    </w:p>
-    <w:p>
-      <w:pPr>
-        <w:spacing w:after="40" w:line="320" w:lineRule="exact"/>
-      </w:pPr>
-      <w:r>
-        <w:rPr>
-          <w:rFonts w:ascii="나눔고딕" w:hAnsi="나눔고딕" w:eastAsia="나눔고딕"/>
-          <w:b/>
-          <w:sz w:val="22"/>
-        </w:rPr>
-        <w:t>제7조 (비밀유지 의무)</w:t>
-      </w:r>
-    </w:p>
-    <w:p>
-      <w:pPr>
-        <w:spacing w:after="40" w:line="320" w:lineRule="exact"/>
-      </w:pPr>
-      <w:r>
-        <w:rPr>
-          <w:rFonts w:ascii="나눔고딕" w:hAnsi="나눔고딕" w:eastAsia="나눔고딕"/>
-          <w:b w:val="0"/>
-          <w:sz w:val="20"/>
-        </w:rPr>
-        <w:t>"수급인"은 용역 과정에서 취득한 "발주자"의 설계도서, 검사 결과, 시공 관련 정보 일체를 제3자에게 누설하지 아니한다. 본 의무는 계약 종료 후에도 존속한다.</w:t>
-      </w:r>
-    </w:p>
-    <w:p>
-      <w:pPr>
-        <w:spacing w:after="40" w:line="320" w:lineRule="exact"/>
-      </w:pPr>
-    </w:p>
-    <w:p>
-      <w:pPr>
-        <w:spacing w:after="40" w:line="320" w:lineRule="exact"/>
-      </w:pPr>
-      <w:r>
-        <w:rPr>
-          <w:rFonts w:ascii="나눔고딕" w:hAnsi="나눔고딕" w:eastAsia="나눔고딕"/>
-          <w:b/>
-          <w:sz w:val="22"/>
-        </w:rPr>
-        <w:t>제8조 (검사성적서 귀속)</w:t>
-      </w:r>
-    </w:p>
-    <w:p>
-      <w:pPr>
-        <w:spacing w:after="40" w:line="320" w:lineRule="exact"/>
-      </w:pPr>
-      <w:r>
-        <w:rPr>
-          <w:rFonts w:ascii="나눔고딕" w:hAnsi="나눔고딕" w:eastAsia="나눔고딕"/>
-          <w:b w:val="0"/>
-          <w:sz w:val="20"/>
-        </w:rPr>
-        <w:t>검사성적서 원본의 소유권 및 사용 권한은 "발주자"에게 귀속된다. "수급인"은 사본을 보관할 수 있으나, "발주자"의 동의 없이 이를 외부에 제공하여서는 아니 된다.</w:t>
-      </w:r>
-    </w:p>
-    <w:p>
-      <w:pPr>
-        <w:spacing w:after="40" w:line="320" w:lineRule="exact"/>
-      </w:pPr>
-    </w:p>
-    <w:p>
-      <w:pPr>
-        <w:spacing w:after="40" w:line="320" w:lineRule="exact"/>
-      </w:pPr>
-      <w:r>
-        <w:rPr>
-          <w:rFonts w:ascii="나눔고딕" w:hAnsi="나눔고딕" w:eastAsia="나눔고딕"/>
-          <w:b/>
-          <w:sz w:val="22"/>
-        </w:rPr>
-        <w:t>제9조 (계약 해지)</w:t>
-      </w:r>
-    </w:p>
-    <w:p>
-      <w:pPr>
-        <w:spacing w:after="40" w:line="320" w:lineRule="exact"/>
-      </w:pPr>
-      <w:r>
-        <w:rPr>
-          <w:rFonts w:ascii="나눔고딕" w:hAnsi="나눔고딕" w:eastAsia="나눔고딕"/>
-          <w:b w:val="0"/>
-          <w:sz w:val="20"/>
-        </w:rPr>
-        <w:t>① "수급인"의 검사 기사가 만취 상태에서 현장 검사를 시도한 경우, 자격증 미소지자를 파견한 경우, 허위 성적서를 작성한 사실이 적발된 경우, "발주자"는 별도의 최고 없이 즉시 해지하고 법적 조치를 취할 수 있다.</w:t>
-      </w:r>
-    </w:p>
-    <w:p>
-      <w:pPr>
-        <w:spacing w:after="40" w:line="320" w:lineRule="exact"/>
-      </w:pPr>
-      <w:r>
-        <w:rPr>
-          <w:rFonts w:ascii="나눔고딕" w:hAnsi="나눔고딕" w:eastAsia="나눔고딕"/>
-          <w:b w:val="0"/>
-          <w:sz w:val="20"/>
-        </w:rPr>
-        <w:t>② "발주자"가 대금을 60일 이상 체불한 경우, "수급인"은 용역을 중단할 수 있다.</w:t>
+        <w:t>② 성적서 원본의 소유권은 "甲"에게 귀속된다.</w:t>
       </w:r>
     </w:p>
     <w:p>
@@ -470,7 +483,7 @@
           <w:b w:val="0"/>
           <w:sz w:val="20"/>
         </w:rPr>
-        <w:t>본 계약의 성립을 증명하기 위하여 본서 2부를 작성하고, 쌍방이 서명 또는 기명날인한 후 각 1부씩 보관한다.</w:t>
+        <w:t>본 계약의 성립을 증명하기 위하여 본서 2부를 작성하고, 쌍방이 기명날인한 후 각 1부씩 보관한다.</w:t>
       </w:r>
     </w:p>
     <w:p>
@@ -505,6 +518,7 @@
         <w:tc>
           <w:tcPr>
             <w:tcW w:type="dxa" w:w="4320"/>
+            <w:vAlign w:val="top"/>
           </w:tcPr>
           <w:p>
             <w:r/>
@@ -514,20 +528,23 @@
                 <w:b w:val="0"/>
                 <w:sz w:val="18"/>
               </w:rPr>
-              <w:t>[발주자 / 甲]</w:t>
+              <w:t>[위탁자 / 甲]</w:t>
               <w:br/>
               <w:br/>
-              <w:t>상   호 : OOO건설 주식회사</w:t>
+              <w:t>상   호 : O O O O (주)</w:t>
               <w:br/>
-              <w:t>현장소장 : 대 리 인    박 소 장    (서명)</w:t>
+              <w:t>주   소 :</w:t>
               <w:br/>
-              <w:t>연락처 : 02-1234-5678</w:t>
+              <w:t>대표자 :                   (인)</w:t>
+              <w:br/>
+              <w:t>연락처 :</w:t>
             </w:r>
           </w:p>
         </w:tc>
         <w:tc>
           <w:tcPr>
             <w:tcW w:type="dxa" w:w="4320"/>
+            <w:vAlign w:val="top"/>
           </w:tcPr>
           <w:p>
             <w:r/>
@@ -537,14 +554,16 @@
                 <w:b w:val="0"/>
                 <w:sz w:val="18"/>
               </w:rPr>
-              <w:t>[수급인 / 乙]</w:t>
+              <w:t>[수탁자 / 乙]</w:t>
               <w:br/>
               <w:br/>
-              <w:t>상   호 : OOO검사엔지니어링(주)</w:t>
+              <w:t>상   호 : O O O O (주)</w:t>
               <w:br/>
-              <w:t>대표자 :    김 검 사    (서명)</w:t>
+              <w:t>주   소 :</w:t>
               <w:br/>
-              <w:t>자격 : 비파괴검사기술사 / 방사선취급자면허</w:t>
+              <w:t>대표자 :                   (인)</w:t>
+              <w:br/>
+              <w:t>연락처 :</w:t>
             </w:r>
           </w:p>
         </w:tc>
@@ -579,25 +598,7 @@
           <w:b w:val="0"/>
           <w:sz w:val="20"/>
         </w:rPr>
-        <w:t>매뉴얼 지침: NDT는 건설 시공이 아닌 품질검사 엔지니어링 용역이므로 건산법 하도급 규제와 무관합니다. 세금계산서 품목은 반드시 "철골 용접부 비파괴검사(NDT) 기술용역비"로 기재하십시오.</w:t>
-      </w:r>
-    </w:p>
-    <w:p>
-      <w:pPr>
-        <w:spacing w:after="40" w:line="320" w:lineRule="exact"/>
-      </w:pPr>
-    </w:p>
-    <w:p>
-      <w:pPr>
-        <w:spacing w:after="40" w:line="320" w:lineRule="exact"/>
-      </w:pPr>
-      <w:r>
-        <w:rPr>
-          <w:rFonts w:ascii="나눔고딕" w:hAnsi="나눔고딕" w:eastAsia="나눔고딕"/>
-          <w:b w:val="0"/>
-          <w:sz w:val="20"/>
-        </w:rPr>
-        <w:t>📌 원가 분류 및 대금 청구 시 유의사항 (C-1):</w:t>
+        <w:t>매뉴얼 지침: NDT는 건설 시공이 아닌 품질검사 엔지니어링 용역이므로 건산법 하도급 규제와 무관합니다. 세금계산서 품목은 반드시 "철골 용접부 비파괴검사(NDT) 기술용역비"로 기재하십시오. 📌 원가 분류 및 대금 청구 시 유의사항 (C-1):</w:t>
       </w:r>
     </w:p>
     <w:tbl>
@@ -615,8 +616,12 @@
         <w:tc>
           <w:tcPr>
             <w:tcW w:type="dxa" w:w="2880"/>
+            <w:vAlign w:val="top"/>
           </w:tcPr>
           <w:p>
+            <w:pPr>
+              <w:jc w:val="center"/>
+            </w:pPr>
             <w:r/>
             <w:r>
               <w:rPr>
@@ -631,8 +636,12 @@
         <w:tc>
           <w:tcPr>
             <w:tcW w:type="dxa" w:w="2880"/>
+            <w:vAlign w:val="top"/>
           </w:tcPr>
           <w:p>
+            <w:pPr>
+              <w:jc w:val="center"/>
+            </w:pPr>
             <w:r/>
             <w:r>
               <w:rPr>
@@ -647,8 +656,12 @@
         <w:tc>
           <w:tcPr>
             <w:tcW w:type="dxa" w:w="2880"/>
+            <w:vAlign w:val="top"/>
           </w:tcPr>
           <w:p>
+            <w:pPr>
+              <w:jc w:val="center"/>
+            </w:pPr>
             <w:r/>
             <w:r>
               <w:rPr>
@@ -665,6 +678,7 @@
         <w:tc>
           <w:tcPr>
             <w:tcW w:type="dxa" w:w="2880"/>
+            <w:vAlign w:val="top"/>
           </w:tcPr>
           <w:p>
             <w:r/>
@@ -681,6 +695,7 @@
         <w:tc>
           <w:tcPr>
             <w:tcW w:type="dxa" w:w="2880"/>
+            <w:vAlign w:val="top"/>
           </w:tcPr>
           <w:p>
             <w:r/>
@@ -697,6 +712,7 @@
         <w:tc>
           <w:tcPr>
             <w:tcW w:type="dxa" w:w="2880"/>
+            <w:vAlign w:val="top"/>
           </w:tcPr>
           <w:p>
             <w:r/>
@@ -715,6 +731,7 @@
         <w:tc>
           <w:tcPr>
             <w:tcW w:type="dxa" w:w="2880"/>
+            <w:vAlign w:val="top"/>
           </w:tcPr>
           <w:p>
             <w:r/>
@@ -731,6 +748,7 @@
         <w:tc>
           <w:tcPr>
             <w:tcW w:type="dxa" w:w="2880"/>
+            <w:vAlign w:val="top"/>
           </w:tcPr>
           <w:p>
             <w:r/>
@@ -747,6 +765,7 @@
         <w:tc>
           <w:tcPr>
             <w:tcW w:type="dxa" w:w="2880"/>
+            <w:vAlign w:val="top"/>
           </w:tcPr>
           <w:p>
             <w:r/>
